--- a/results/manuscript/biostatistics_submission/cover_letter_biostatistics_v3.docx
+++ b/results/manuscript/biostatistics_submission/cover_letter_biostatistics_v3.docx
@@ -4,52 +4,12 @@
   <w:body>
     <w:p>
       <w:r>
-        <w:t>Onishi Tatsuki</w:t>
+        <w:t>Dear Editor,</w:t>
       </w:r>
     </w:p>
     <w:p>
       <w:r>
-        <w:t>Data Science AI Innovation Research Promotion Center, Shiga University</w:t>
-      </w:r>
-    </w:p>
-    <w:p>
-      <w:r>
-        <w:t>1-1-1 Bamba, Hikone, Shiga 522-8522, Japan</w:t>
-      </w:r>
-    </w:p>
-    <w:p>
-      <w:r>
-        <w:t>bougtoir@gmail.com</w:t>
-      </w:r>
-    </w:p>
-    <w:p>
-      <w:r>
-        <w:t>Professors Dimitris Mavridis and Terri Pigott, Co-Editors-in-Chief</w:t>
-      </w:r>
-    </w:p>
-    <w:p>
-      <w:r/>
-      <w:r>
-        <w:rPr>
-          <w:i/>
-        </w:rPr>
-        <w:t>Research Synthesis Methods</w:t>
-      </w:r>
-      <w:r/>
-    </w:p>
-    <w:p>
-      <w:r>
-        <w:t>Cambridge University Press</w:t>
-      </w:r>
-    </w:p>
-    <w:p>
-      <w:r>
-        <w:t>Dear Professors Mavridis and Pigott,</w:t>
-      </w:r>
-    </w:p>
-    <w:p>
-      <w:r>
-        <w:t xml:space="preserve">We wish to submit our manuscript, </w:t>
+        <w:t xml:space="preserve">We are pleased to submit our manuscript, </w:t>
       </w:r>
       <w:r>
         <w:rPr>
@@ -64,139 +24,194 @@
         <w:rPr>
           <w:i/>
         </w:rPr>
-        <w:t>Research Synthesis Methods</w:t>
+        <w:t>Biostatistics</w:t>
       </w:r>
       <w:r>
         <w:t>.</w:t>
       </w:r>
     </w:p>
     <w:p>
+      <w:pPr>
+        <w:pStyle w:val="Heading1"/>
+      </w:pPr>
+      <w:r>
+        <w:t>Why *Biostatistics* is the right venue</w:t>
+      </w:r>
+    </w:p>
+    <w:p>
+      <w:r>
+        <w:t>The paper addresses a methodological problem at the heart of modern biostatistics: how to diagnose and reduce bias from hidden effect modification when individual participant data are pooled across studies. We frame the problem as an exploratory IPD meta-analysis problem, propose a new diagnostic toolkit (IONE) built on coherence diagnostics, and evaluate it through Monte Carlo simulation and semi-synthetic illustrations. The work therefore fits the journal's scope of statistical methods with direct application to health and disease data, rather than being a disease-specific clinical study.</w:t>
+      </w:r>
+    </w:p>
+    <w:p>
+      <w:pPr>
+        <w:pStyle w:val="Heading1"/>
+      </w:pPr>
+      <w:r>
+        <w:t>What the paper contributes</w:t>
+      </w:r>
+    </w:p>
+    <w:p>
+      <w:pPr>
+        <w:pStyle w:val="ListNumber"/>
+      </w:pPr>
       <w:r/>
       <w:r>
         <w:rPr>
           <w:b/>
         </w:rPr>
-        <w:t>Fit with the journal.</w:t>
-      </w:r>
-      <w:r/>
-    </w:p>
-    <w:p>
-      <w:r/>
-      <w:r>
-        <w:rPr>
-          <w:i/>
-        </w:rPr>
-        <w:t>Research Synthesis Methods</w:t>
+        <w:t>A diagnostic, not a black-box estimator.</w:t>
       </w:r>
       <w:r>
-        <w:t xml:space="preserve"> publishes work on the methods of designing, conducting, analysing, interpreting and applying systematic research synthesis. The manuscript develops an exploratory diagnostic for hidden effect modification and confounding inside individual participant data (IPD) meta-analyses. We benchmark the proposal against established synthesis comparators (random-effects meta-analysis, propensity-score stratification, Gaussian mixture models, prognostic-score stratification) and evaluate whether discovered strata can improve the pooled average treatment effect estimate. Because the work is directly concerned with how heterogeneity is detected and modelled in evidence synthesis, we believe it will be of interest to your readership.</w:t>
+        <w:t xml:space="preserve"> IONE separates two tasks: detecting whether a marginal IPD summary is incoherent with respect to a conditional treatment effect, and extracting coherent subpopulations when covariate traces of hidden modifiers are available. We formalise this through two metrics, C1 and W, and show how they relate to ATE bias reduction on the risk-difference scale.</w:t>
       </w:r>
     </w:p>
     <w:p>
+      <w:pPr>
+        <w:pStyle w:val="ListNumber"/>
+      </w:pPr>
       <w:r/>
       <w:r>
         <w:rPr>
           <w:b/>
         </w:rPr>
-        <w:t>What is new.</w:t>
+        <w:t>IPD meta-analysis framing.</w:t>
       </w:r>
-      <w:r/>
+      <w:r>
+        <w:t xml:space="preserve"> The motivating examples and the simulation design are presented as a two-stage IPD meta-analysis: first stratification, then DerSimonian-Laird random-effects synthesis. The method is therefore evaluated in the context in which it would actually be used.</w:t>
+      </w:r>
     </w:p>
     <w:p>
       <w:pPr>
-        <w:pStyle w:val="ListBullet"/>
+        <w:pStyle w:val="ListNumber"/>
+      </w:pPr>
+      <w:r/>
+      <w:r>
+        <w:rPr>
+          <w:b/>
+        </w:rPr>
+        <w:t>Transparent, reproducible simulation.</w:t>
+      </w:r>
+      <w:r>
+        <w:t xml:space="preserve"> Every numerical result is read from CSV summary files produced by a public repository (https://github.com/bougtoir/ione-stratification-framework). The repository contains the data-generating code, fixed random seeds, all scenario definitions, a </w:t>
+      </w:r>
+      <w:r>
+        <w:rPr>
+          <w:rFonts w:ascii="Courier New" w:hAnsi="Courier New"/>
+        </w:rPr>
+        <w:t>requirements.txt</w:t>
+      </w:r>
+      <w:r>
+        <w:t xml:space="preserve"> file, and the manuscript generator itself. A Zenodo archive with a DOI will be created before acceptance.</w:t>
+      </w:r>
+    </w:p>
+    <w:p>
+      <w:pPr>
+        <w:pStyle w:val="Heading1"/>
       </w:pPr>
       <w:r>
-        <w:t>We extend a stratification-based diagnostic framework to the IPD meta-analysis setting, where between-study heterogeneity is combined with hidden within-study effect modification.</w:t>
+        <w:t>How we have addressed likely reviewer concerns</w:t>
       </w:r>
     </w:p>
     <w:p>
       <w:pPr>
         <w:pStyle w:val="ListBullet"/>
       </w:pPr>
+      <w:r/>
       <w:r>
-        <w:t>We compare two-stage stratified synthesis with DerSimonian-Laird random-effects synthesis of stratum-specific risk differences.</w:t>
+        <w:rPr>
+          <w:b/>
+        </w:rPr>
+        <w:t>Supplementary materials.</w:t>
+      </w:r>
+      <w:r>
+        <w:t xml:space="preserve"> The Additional files, the list of abbreviations, and the extended sensitivity tables (K selection, sample size, Z-to-X and Z-to-Y effects) are now collected in </w:t>
+      </w:r>
+      <w:r>
+        <w:rPr>
+          <w:rFonts w:ascii="Courier New" w:hAnsi="Courier New"/>
+        </w:rPr>
+        <w:t>biostatistics_supplementary_v3.docx</w:t>
+      </w:r>
+      <w:r>
+        <w:t>. The main manuscript references them at the appropriate points.</w:t>
       </w:r>
     </w:p>
     <w:p>
       <w:pPr>
         <w:pStyle w:val="ListBullet"/>
       </w:pPr>
+      <w:r/>
       <w:r>
-        <w:t>We report between-stratum (C1) and within-stratum (W) coherence diagnostics alongside ATE bias reduction, making the homogeneity assumptions of the pooled estimate explicit.</w:t>
+        <w:rPr>
+          <w:b/>
+        </w:rPr>
+        <w:t>Definitions.</w:t>
+      </w:r>
+      <w:r>
+        <w:t xml:space="preserve"> The term "neutralisation" is now defined explicitly in the Methods, and the a-priori rule used to choose the number of strata in the semi-synthetic illustrations is reported.</w:t>
       </w:r>
     </w:p>
     <w:p>
       <w:pPr>
         <w:pStyle w:val="ListBullet"/>
       </w:pPr>
-      <w:r>
-        <w:t>We add extensive sensitivity analyses for sample size, Z-to-Y effect strength, Z-to-X influence strength and a non-linear Z-to-X mapping to characterise the conditions under which the diagnostics are most informative.</w:t>
-      </w:r>
-    </w:p>
-    <w:p>
       <w:r/>
       <w:r>
         <w:rPr>
           <w:b/>
         </w:rPr>
-        <w:t>Originality and exclusivity.</w:t>
+        <w:t>Reproducibility.</w:t>
       </w:r>
-      <w:r/>
-    </w:p>
-    <w:p>
       <w:r>
-        <w:t>This manuscript is original. An earlier version was submitted to BMC Medical Research Methodology and is no longer under consideration there. The present version has been substantially reframed for Research Synthesis Methods, with an emphasis on individual participant data meta-analysis, and all authors have approved the submission.</w:t>
+        <w:t xml:space="preserve"> We have expanded the Data/Code Availability and AI declarations. A double-spaced PDF for initial submission is included in the package, together with the editable docx files.</w:t>
       </w:r>
     </w:p>
     <w:p>
+      <w:pPr>
+        <w:pStyle w:val="ListBullet"/>
+      </w:pPr>
       <w:r/>
       <w:r>
         <w:rPr>
           <w:b/>
         </w:rPr>
-        <w:t>Conflicts and funding.</w:t>
+        <w:t>Figures and tables.</w:t>
       </w:r>
-      <w:r/>
-    </w:p>
-    <w:p>
       <w:r>
-        <w:t>The authors have no competing interests. No external funding supported this work.</w:t>
+        <w:t xml:space="preserve"> All figures and tables are cited in order in the main text, and the separate </w:t>
       </w:r>
-    </w:p>
-    <w:p>
-      <w:r/>
       <w:r>
         <w:rPr>
-          <w:b/>
+          <w:rFonts w:ascii="Courier New" w:hAnsi="Courier New"/>
         </w:rPr>
-        <w:t>Artificial intelligence.</w:t>
+        <w:t>biostatistics_tables_separate.docx</w:t>
       </w:r>
-      <w:r/>
-    </w:p>
-    <w:p>
       <w:r>
-        <w:t>Parts of the manuscript text and Python code were drafted or revised using a large language model under the author’s direct supervision; the author verified all analyses, references and interpretations.</w:t>
+        <w:t xml:space="preserve"> and </w:t>
       </w:r>
-    </w:p>
-    <w:p>
-      <w:r/>
       <w:r>
         <w:rPr>
-          <w:b/>
+          <w:rFonts w:ascii="Courier New" w:hAnsi="Courier New"/>
         </w:rPr>
-        <w:t>Data and code.</w:t>
+        <w:t>biostatistics_figures.pptx</w:t>
       </w:r>
-      <w:r/>
-    </w:p>
-    <w:p>
       <w:r>
-        <w:t>The simulation code and semi-synthetic example data are available in a public repository (https://github.com/bougtoir/ione-stratification-framework). All numerical results are generated from the repository; no estimates are hard-coded.</w:t>
+        <w:t xml:space="preserve"> files provide editable versions.</w:t>
       </w:r>
     </w:p>
     <w:p>
       <w:r>
-        <w:t>Thank you for considering our submission.</w:t>
+        <w:t xml:space="preserve">We hope that readers of </w:t>
+      </w:r>
+      <w:r>
+        <w:rPr>
+          <w:i/>
+        </w:rPr>
+        <w:t>Biostatistics</w:t>
+      </w:r>
+      <w:r>
+        <w:t xml:space="preserve"> will find the framework useful as a sensitivity step when reporting IPD meta-analyses.</w:t>
       </w:r>
     </w:p>
     <w:p>
@@ -206,12 +221,7 @@
     </w:p>
     <w:p>
       <w:r>
-        <w:t>Onishi Tatsuki, PhD</w:t>
-      </w:r>
-    </w:p>
-    <w:p>
-      <w:r>
-        <w:t>corresponding author</w:t>
+        <w:t>Onishi Tatsuki</w:t>
       </w:r>
     </w:p>
     <w:p>
@@ -221,12 +231,12 @@
     </w:p>
     <w:p>
       <w:r>
-        <w:t>1-1-1 Bamba, Hikone, Shiga 522-8522, Japan</w:t>
+        <w:t>bougtoir@gmail.com</w:t>
       </w:r>
     </w:p>
     <w:p>
       <w:r>
-        <w:t>bougtoir@gmail.com</w:t>
+        <w:t>ORCID: 0000-0001-7261-9062</w:t>
       </w:r>
     </w:p>
     <w:sectPr>

--- a/results/manuscript/biostatistics_submission/cover_letter_biostatistics_v3.docx
+++ b/results/manuscript/biostatistics_submission/cover_letter_biostatistics_v3.docx
@@ -15,7 +15,7 @@
         <w:rPr>
           <w:b/>
         </w:rPr>
-        <w:t>"IONE: Incoherence-Oriented Neutralisation and Extraction for hidden effect modification in individual participant data meta-analysis: a simulation study of stratification-based extraction"</w:t>
+        <w:t>"Coherence diagnostics (C1 and W) for hidden effect modification in individual participant data meta-analysis: the IONE framework and a simulation study"</w:t>
       </w:r>
       <w:r>
         <w:t xml:space="preserve">, for consideration by </w:t>
@@ -40,7 +40,7 @@
     </w:p>
     <w:p>
       <w:r>
-        <w:t>The paper addresses a methodological problem at the heart of modern biostatistics: how to diagnose and reduce bias from hidden effect modification when individual participant data are pooled across studies. We frame the problem as an exploratory IPD meta-analysis problem, propose a new diagnostic toolkit (IONE) built on coherence diagnostics, and evaluate it through Monte Carlo simulation and semi-synthetic illustrations. The work therefore fits the journal's scope of statistical methods with direct application to health and disease data, rather than being a disease-specific clinical study.</w:t>
+        <w:t>The paper addresses a methodological problem at the heart of modern biostatistics: how to diagnose hidden effect modification when individual participant data are pooled across studies. We frame the problem as an exploratory IPD meta-analysis problem, propose two coherence diagnostics (C1 and W), and evaluate them through Monte Carlo simulation and semi-synthetic illustrations. The work therefore fits the journal's scope of statistical methods with direct application to health and disease data, rather than being a disease-specific clinical study.</w:t>
       </w:r>
     </w:p>
     <w:p>
@@ -60,10 +60,10 @@
         <w:rPr>
           <w:b/>
         </w:rPr>
-        <w:t>A diagnostic, not a black-box estimator.</w:t>
+        <w:t>A diagnostic toolkit, not a black-box estimator.</w:t>
       </w:r>
       <w:r>
-        <w:t xml:space="preserve"> IONE separates two tasks: detecting whether a marginal IPD summary is incoherent with respect to a conditional treatment effect, and extracting coherent subpopulations when covariate traces of hidden modifiers are available. We formalise this through two metrics, C1 and W, and show how they relate to ATE bias reduction on the risk-difference scale.</w:t>
+        <w:t xml:space="preserve"> IONE separates two tasks: detecting whether a marginal IPD summary is incoherent with respect to a conditional treatment effect, and extracting coherent subpopulations when covariate traces of hidden modifiers are available. We formalise this through C1 (between-stratum heterogeneity) and W (within-stratum homogeneity), and show how they relate to ATE bias reduction on the risk-difference scale.</w:t>
       </w:r>
     </w:p>
     <w:p>
@@ -78,7 +78,56 @@
         <w:t>IPD meta-analysis framing.</w:t>
       </w:r>
       <w:r>
-        <w:t xml:space="preserve"> The motivating examples and the simulation design are presented as a two-stage IPD meta-analysis: first stratification, then DerSimonian-Laird random-effects synthesis. The method is therefore evaluated in the context in which it would actually be used.</w:t>
+        <w:t xml:space="preserve"> The motivating examples and the simulation design are presented as a two-stage IPD meta-analysis: first stratification, then DerSimonian-Laird random-effects synthesis. We explicitly discuss why strata are not independent study estimates and how the resulting </w:t>
+      </w:r>
+      <m:oMath>
+        <m:sSup>
+          <m:e>
+            <m:r>
+              <m:t xml:space="preserve">τ</m:t>
+            </m:r>
+          </m:e>
+          <m:sup>
+            <m:r>
+              <m:t xml:space="preserve">2</m:t>
+            </m:r>
+          </m:sup>
+        </m:sSup>
+      </m:oMath>
+      <w:r>
+        <w:t xml:space="preserve"> and standard errors should be interpreted.</w:t>
+      </w:r>
+    </w:p>
+    <w:p>
+      <w:pPr>
+        <w:pStyle w:val="ListNumber"/>
+      </w:pPr>
+      <w:r/>
+      <w:r>
+        <w:rPr>
+          <w:b/>
+        </w:rPr>
+        <w:t>Empirical calibration and misspecification checks.</w:t>
+      </w:r>
+      <w:r>
+        <w:t xml:space="preserve"> We report the empirical null distribution of C1 and W under no true effect modification (Supplementary Table S5) and a sensitivity analysis of </w:t>
+      </w:r>
+      <m:oMath>
+        <m:sSub>
+          <m:e>
+            <m:r>
+              <m:t xml:space="preserve">W</m:t>
+            </m:r>
+          </m:e>
+          <m:sub>
+            <m:r>
+              <m:t xml:space="preserve">est</m:t>
+            </m:r>
+          </m:sub>
+        </m:sSub>
+      </m:oMath>
+      <w:r>
+        <w:t xml:space="preserve"> to outcome-model specification (Supplementary Table S6). These additions help readers interpret the diagnostics as flags rather than as formal tests.</w:t>
       </w:r>
     </w:p>
     <w:p>
@@ -102,7 +151,25 @@
         <w:t>requirements.txt</w:t>
       </w:r>
       <w:r>
-        <w:t xml:space="preserve"> file, and the manuscript generator itself. A Zenodo archive with a DOI will be created before acceptance.</w:t>
+        <w:t xml:space="preserve"> and </w:t>
+      </w:r>
+      <w:r>
+        <w:rPr>
+          <w:rFonts w:ascii="Courier New" w:hAnsi="Courier New"/>
+        </w:rPr>
+        <w:t>requirements-lock.txt</w:t>
+      </w:r>
+      <w:r>
+        <w:t xml:space="preserve"> file, and the manuscript generator itself. The commit hash used to build the submission package is recorded in </w:t>
+      </w:r>
+      <w:r>
+        <w:rPr>
+          <w:rFonts w:ascii="Courier New" w:hAnsi="Courier New"/>
+        </w:rPr>
+        <w:t>results/commit_hash.txt</w:t>
+      </w:r>
+      <w:r>
+        <w:t>. A Zenodo archive with a DOI will be created before acceptance.</w:t>
       </w:r>
     </w:p>
     <w:p>
@@ -122,10 +189,42 @@
         <w:rPr>
           <w:b/>
         </w:rPr>
+        <w:t>Diagnostic framing.</w:t>
+      </w:r>
+      <w:r>
+        <w:t xml:space="preserve"> The title, abstract and conclusions now frame IONE as a diagnostic flag for hidden effect modification, not as a guaranteed adjustment method. The limitations section states this explicitly.</w:t>
+      </w:r>
+    </w:p>
+    <w:p>
+      <w:pPr>
+        <w:pStyle w:val="ListBullet"/>
+      </w:pPr>
+      <w:r/>
+      <w:r>
+        <w:rPr>
+          <w:b/>
+        </w:rPr>
         <w:t>Supplementary materials.</w:t>
       </w:r>
       <w:r>
-        <w:t xml:space="preserve"> The Additional files, the list of abbreviations, and the extended sensitivity tables (K selection, sample size, Z-to-X and Z-to-Y effects) are now collected in </w:t>
+        <w:t xml:space="preserve"> The Additional files, the list of abbreviations, the extended sensitivity tables (K selection, sample size, Z-to-X and Z-to-Y effects), the empirical null-distribution table and the </w:t>
+      </w:r>
+      <m:oMath>
+        <m:sSub>
+          <m:e>
+            <m:r>
+              <m:t xml:space="preserve">W</m:t>
+            </m:r>
+          </m:e>
+          <m:sub>
+            <m:r>
+              <m:t xml:space="preserve">est</m:t>
+            </m:r>
+          </m:sub>
+        </m:sSub>
+      </m:oMath>
+      <w:r>
+        <w:t xml:space="preserve"> misspecification table are collected in </w:t>
       </w:r>
       <w:r>
         <w:rPr>
@@ -146,10 +245,10 @@
         <w:rPr>
           <w:b/>
         </w:rPr>
-        <w:t>Definitions.</w:t>
+        <w:t>Definitions and caveats.</w:t>
       </w:r>
       <w:r>
-        <w:t xml:space="preserve"> The term "neutralisation" is now defined explicitly in the Methods, and the a-priori rule used to choose the number of strata in the semi-synthetic illustrations is reported.</w:t>
+        <w:t xml:space="preserve"> The term "neutralisation" is defined explicitly in the Methods, the DerSimonian-Laird within-stratum dependence caveat is discussed, and the "Bias reduction" column in Table 2 is defined as an absolute difference.</w:t>
       </w:r>
     </w:p>
     <w:p>
@@ -164,7 +263,25 @@
         <w:t>Reproducibility.</w:t>
       </w:r>
       <w:r>
-        <w:t xml:space="preserve"> We have expanded the Data/Code Availability and AI declarations. A double-spaced PDF for initial submission is included in the package, together with the editable docx files.</w:t>
+        <w:t xml:space="preserve"> We have expanded the Data/Code Availability and AI declarations, added a </w:t>
+      </w:r>
+      <w:r>
+        <w:rPr>
+          <w:rFonts w:ascii="Courier New" w:hAnsi="Courier New"/>
+        </w:rPr>
+        <w:t>requirements-lock.txt</w:t>
+      </w:r>
+      <w:r>
+        <w:t xml:space="preserve"> file and a </w:t>
+      </w:r>
+      <w:r>
+        <w:rPr>
+          <w:rFonts w:ascii="Courier New" w:hAnsi="Courier New"/>
+        </w:rPr>
+        <w:t>results/commit_hash.txt</w:t>
+      </w:r>
+      <w:r>
+        <w:t xml:space="preserve"> record, and kept all manuscript numbers reproducible from repository CSVs.</w:t>
       </w:r>
     </w:p>
     <w:p>
@@ -676,10 +793,10 @@
       <w:outlineLvl w:val="0"/>
     </w:pPr>
     <w:rPr>
-      <w:rFonts w:asciiTheme="majorHAnsi" w:eastAsiaTheme="majorEastAsia" w:hAnsiTheme="majorHAnsi" w:cstheme="majorBidi"/>
+      <w:rFonts w:asciiTheme="majorHAnsi" w:eastAsiaTheme="majorEastAsia" w:hAnsiTheme="majorHAnsi" w:cstheme="majorBidi" w:ascii="Times New Roman" w:hAnsi="Times New Roman"/>
       <w:b/>
       <w:bCs/>
-      <w:color w:val="365F91" w:themeColor="accent1" w:themeShade="BF"/>
+      <w:color w:val="000000"/>
       <w:sz w:val="28"/>
       <w:szCs w:val="28"/>
     </w:rPr>
@@ -700,10 +817,10 @@
       <w:outlineLvl w:val="1"/>
     </w:pPr>
     <w:rPr>
-      <w:rFonts w:asciiTheme="majorHAnsi" w:eastAsiaTheme="majorEastAsia" w:hAnsiTheme="majorHAnsi" w:cstheme="majorBidi"/>
+      <w:rFonts w:asciiTheme="majorHAnsi" w:eastAsiaTheme="majorEastAsia" w:hAnsiTheme="majorHAnsi" w:cstheme="majorBidi" w:ascii="Times New Roman" w:hAnsi="Times New Roman"/>
       <w:b/>
       <w:bCs/>
-      <w:color w:val="4F81BD" w:themeColor="accent1"/>
+      <w:color w:val="000000"/>
       <w:sz w:val="26"/>
       <w:szCs w:val="26"/>
     </w:rPr>
@@ -724,10 +841,10 @@
       <w:outlineLvl w:val="2"/>
     </w:pPr>
     <w:rPr>
-      <w:rFonts w:asciiTheme="majorHAnsi" w:eastAsiaTheme="majorEastAsia" w:hAnsiTheme="majorHAnsi" w:cstheme="majorBidi"/>
+      <w:rFonts w:asciiTheme="majorHAnsi" w:eastAsiaTheme="majorEastAsia" w:hAnsiTheme="majorHAnsi" w:cstheme="majorBidi" w:ascii="Times New Roman" w:hAnsi="Times New Roman"/>
       <w:b/>
       <w:bCs/>
-      <w:color w:val="4F81BD" w:themeColor="accent1"/>
+      <w:color w:val="000000"/>
     </w:rPr>
   </w:style>
   <w:style w:type="paragraph" w:styleId="Heading4">

--- a/results/manuscript/biostatistics_submission/cover_letter_biostatistics_v3.docx
+++ b/results/manuscript/biostatistics_submission/cover_letter_biostatistics_v3.docx
@@ -63,7 +63,7 @@
         <w:t>A diagnostic toolkit, not a black-box estimator.</w:t>
       </w:r>
       <w:r>
-        <w:t xml:space="preserve"> IONE separates two tasks: detecting whether a marginal IPD summary is incoherent with respect to a conditional treatment effect, and extracting coherent subpopulations when covariate traces of hidden modifiers are available. We formalise this through C1 (between-stratum heterogeneity) and W (within-stratum homogeneity), and show how they relate to ATE bias reduction on the risk-difference scale.</w:t>
+        <w:t xml:space="preserve"> IONE separates two tasks: detecting whether a marginal IPD summary is incoherent with respect to a conditional treatment effect, and extracting coherent subpopulations when covariate traces of hidden modifiers are available. We formalise this through C1 (a coherence metric based on I² for stratum-specific log odds ratios) and W (the proportion of CATE variance explained by the stratification), and show how they relate to ATE bias reduction on the risk-difference scale.</w:t>
       </w:r>
     </w:p>
     <w:p>
